--- a/descripción del proyecto.docx
+++ b/descripción del proyecto.docx
@@ -1,113 +1,127 @@
 
 <file path=word/document.xml><?xml version="1.0" encoding="utf-8"?>
-<w:document xmlns:mc="http://schemas.openxmlformats.org/markup-compatibility/2006" xmlns:o="urn:schemas-microsoft-com:office:office" xmlns:r="http://schemas.openxmlformats.org/officeDocument/2006/relationships" xmlns:m="http://schemas.openxmlformats.org/officeDocument/2006/math" xmlns:v="urn:schemas-microsoft-com:vml" xmlns:wp="http://schemas.openxmlformats.org/drawingml/2006/wordprocessingDrawing" xmlns:w10="urn:schemas-microsoft-com:office:word" xmlns:w="http://schemas.openxmlformats.org/wordprocessingml/2006/main" xmlns:wne="http://schemas.microsoft.com/office/word/2006/wordml" xmlns:sl="http://schemas.openxmlformats.org/schemaLibrary/2006/main" xmlns:a="http://schemas.openxmlformats.org/drawingml/2006/main" xmlns:pic="http://schemas.openxmlformats.org/drawingml/2006/picture" xmlns:c="http://schemas.openxmlformats.org/drawingml/2006/chart" xmlns:lc="http://schemas.openxmlformats.org/drawingml/2006/lockedCanvas" xmlns:dgm="http://schemas.openxmlformats.org/drawingml/2006/diagram" xmlns:wps="http://schemas.microsoft.com/office/word/2010/wordprocessingShape" xmlns:wpg="http://schemas.microsoft.com/office/word/2010/wordprocessingGroup" xmlns:w14="http://schemas.microsoft.com/office/word/2010/wordml" xmlns:w15="http://schemas.microsoft.com/office/word/2012/wordml" xmlns:w16="http://schemas.microsoft.com/office/word/2018/wordml" xmlns:w16cex="http://schemas.microsoft.com/office/word/2018/wordml/cex" xmlns:w16cid="http://schemas.microsoft.com/office/word/2016/wordml/cid" xmlns="http://schemas.microsoft.com/office/tasks/2019/documenttasks" xmlns:cr="http://schemas.microsoft.com/office/comments/2020/reactions">
+<w:document xmlns:o="urn:schemas-microsoft-com:office:office" xmlns:r="http://schemas.openxmlformats.org/officeDocument/2006/relationships" xmlns:v="urn:schemas-microsoft-com:vml" xmlns:w="http://schemas.openxmlformats.org/wordprocessingml/2006/main" xmlns:w10="urn:schemas-microsoft-com:office:word" xmlns:wp="http://schemas.openxmlformats.org/drawingml/2006/wordprocessingDrawing" xmlns:wps="http://schemas.microsoft.com/office/word/2010/wordprocessingShape" xmlns:wpg="http://schemas.microsoft.com/office/word/2010/wordprocessingGroup" xmlns:mc="http://schemas.openxmlformats.org/markup-compatibility/2006" xmlns:wp14="http://schemas.microsoft.com/office/word/2010/wordprocessingDrawing" xmlns:w14="http://schemas.microsoft.com/office/word/2010/wordml" xmlns:w15="http://schemas.microsoft.com/office/word/2012/wordml" mc:Ignorable="w14 wp14 w15">
   <w:body>
     <w:p>
       <w:pPr>
-        <w:rPr>
-          <w:b w:val="1"/>
-          <w:i w:val="1"/>
-          <w:color w:val="3d85c6"/>
+        <w:pStyle w:val="Normal1"/>
+        <w:rPr>
+          <w:b/>
+          <w:b/>
+          <w:i/>
+          <w:i/>
+          <w:color w:val="3D85C6"/>
           <w:sz w:val="48"/>
           <w:szCs w:val="48"/>
         </w:rPr>
       </w:pPr>
       <w:r>
         <w:rPr>
-          <w:b w:val="1"/>
-          <w:i w:val="1"/>
-          <w:color w:val="3d85c6"/>
+          <w:b/>
+          <w:i/>
+          <w:color w:val="3D85C6"/>
           <w:sz w:val="48"/>
           <w:szCs w:val="48"/>
-          <w:rtl w:val="0"/>
-        </w:rPr>
-        <w:t xml:space="preserve">Especificación inicial del proyecto</w:t>
-      </w:r>
-    </w:p>
-    <w:p>
-      <w:pPr>
-        <w:rPr>
-          <w:b w:val="1"/>
-          <w:i w:val="1"/>
-          <w:color w:val="3d85c6"/>
-          <w:sz w:val="40"/>
-          <w:szCs w:val="40"/>
-        </w:rPr>
-      </w:pPr>
-      <w:r>
-        <w:rPr>
-          <w:b w:val="1"/>
-          <w:i w:val="1"/>
-          <w:color w:val="3d85c6"/>
-          <w:sz w:val="40"/>
-          <w:szCs w:val="40"/>
-          <w:rtl w:val="0"/>
-        </w:rPr>
-        <w:t xml:space="preserve">DSS Champions</w:t>
-      </w:r>
-    </w:p>
-    <w:p>
-      <w:pPr>
-        <w:rPr>
-          <w:b w:val="1"/>
-          <w:i w:val="1"/>
-          <w:color w:val="3d85c6"/>
-          <w:sz w:val="40"/>
-          <w:szCs w:val="40"/>
-        </w:rPr>
-      </w:pPr>
-      <w:r>
-        <w:rPr>
-          <w:rtl w:val="0"/>
-        </w:rPr>
-      </w:r>
-    </w:p>
-    <w:p>
-      <w:pPr>
-        <w:rPr>
-          <w:b w:val="1"/>
-          <w:i w:val="1"/>
-          <w:color w:val="3d85c6"/>
-          <w:sz w:val="40"/>
-          <w:szCs w:val="40"/>
-        </w:rPr>
-      </w:pPr>
-      <w:r>
-        <w:rPr>
-          <w:b w:val="1"/>
-          <w:i w:val="1"/>
-          <w:color w:val="3d85c6"/>
-          <w:sz w:val="40"/>
-          <w:szCs w:val="40"/>
-          <w:rtl w:val="0"/>
-        </w:rPr>
-        <w:t xml:space="preserve">Objetivos</w:t>
-      </w:r>
-    </w:p>
-    <w:p>
-      <w:pPr>
-        <w:spacing w:after="240" w:before="240" w:lineRule="auto"/>
-        <w:rPr>
-          <w:sz w:val="26"/>
-          <w:szCs w:val="26"/>
-        </w:rPr>
-      </w:pPr>
-      <w:r>
-        <w:rPr>
-          <w:sz w:val="26"/>
-          <w:szCs w:val="26"/>
-          <w:rtl w:val="0"/>
-        </w:rPr>
-        <w:t xml:space="preserve">El objetivo de nuestro proyecto es desarrollar una tienda en línea especializada en la venta de camisetas oficiales de equipos de fútbol con opciones de personalización. A diferencia de las tiendas convencionales, nuestra plataforma permitirá a los clientes elegir:</w:t>
-      </w:r>
-    </w:p>
-    <w:p>
-      <w:pPr>
+        </w:rPr>
+        <w:t>Especificación inicial del proyecto</w:t>
+      </w:r>
+    </w:p>
+    <w:p>
+      <w:pPr>
+        <w:pStyle w:val="Normal1"/>
+        <w:rPr>
+          <w:b/>
+          <w:b/>
+          <w:i/>
+          <w:i/>
+          <w:color w:val="3D85C6"/>
+          <w:sz w:val="40"/>
+          <w:szCs w:val="40"/>
+        </w:rPr>
+      </w:pPr>
+      <w:r>
+        <w:rPr>
+          <w:b/>
+          <w:i/>
+          <w:color w:val="3D85C6"/>
+          <w:sz w:val="40"/>
+          <w:szCs w:val="40"/>
+        </w:rPr>
+        <w:t>DSS Champions</w:t>
+      </w:r>
+    </w:p>
+    <w:p>
+      <w:pPr>
+        <w:pStyle w:val="Normal1"/>
+        <w:rPr>
+          <w:b/>
+          <w:b/>
+          <w:i/>
+          <w:i/>
+          <w:color w:val="3D85C6"/>
+          <w:sz w:val="40"/>
+          <w:szCs w:val="40"/>
+        </w:rPr>
+      </w:pPr>
+      <w:r>
+        <w:rPr>
+          <w:b/>
+          <w:i/>
+          <w:color w:val="3D85C6"/>
+          <w:sz w:val="40"/>
+          <w:szCs w:val="40"/>
+        </w:rPr>
+      </w:r>
+    </w:p>
+    <w:p>
+      <w:pPr>
+        <w:pStyle w:val="Normal1"/>
+        <w:rPr>
+          <w:b/>
+          <w:b/>
+          <w:i/>
+          <w:i/>
+          <w:color w:val="3D85C6"/>
+          <w:sz w:val="40"/>
+          <w:szCs w:val="40"/>
+        </w:rPr>
+      </w:pPr>
+      <w:r>
+        <w:rPr>
+          <w:b/>
+          <w:i/>
+          <w:color w:val="3D85C6"/>
+          <w:sz w:val="40"/>
+          <w:szCs w:val="40"/>
+        </w:rPr>
+        <w:t>Objetivos</w:t>
+      </w:r>
+    </w:p>
+    <w:p>
+      <w:pPr>
+        <w:pStyle w:val="Normal1"/>
+        <w:spacing w:lineRule="auto" w:line="240" w:before="240" w:after="240"/>
+        <w:rPr>
+          <w:sz w:val="26"/>
+          <w:szCs w:val="26"/>
+        </w:rPr>
+      </w:pPr>
+      <w:r>
+        <w:rPr>
+          <w:sz w:val="26"/>
+          <w:szCs w:val="26"/>
+        </w:rPr>
+        <w:t>El objetivo de nuestro proyecto es desarrollar una tienda en línea especializada en la venta de camisetas oficiales de equipos de fútbol con opciones de personalización. A diferencia de las tiendas convencionales, nuestra plataforma permitirá a los clientes elegir:</w:t>
+      </w:r>
+    </w:p>
+    <w:p>
+      <w:pPr>
+        <w:pStyle w:val="Normal1"/>
         <w:numPr>
           <w:ilvl w:val="0"/>
           <w:numId w:val="2"/>
         </w:numPr>
-        <w:spacing w:after="0" w:afterAutospacing="0" w:before="240" w:lineRule="auto"/>
+        <w:spacing w:lineRule="auto" w:line="240" w:before="240" w:afterAutospacing="0" w:after="0"/>
         <w:ind w:left="720" w:hanging="360"/>
         <w:rPr>
           <w:sz w:val="26"/>
@@ -118,18 +132,18 @@
         <w:rPr>
           <w:sz w:val="26"/>
           <w:szCs w:val="26"/>
-          <w:rtl w:val="0"/>
-        </w:rPr>
-        <w:t xml:space="preserve">El equipo y la equipación (local, visitante, tercera equipación).</w:t>
-      </w:r>
-    </w:p>
-    <w:p>
-      <w:pPr>
+        </w:rPr>
+        <w:t>El equipo y la equipación (local, visitante, tercera equipación).</w:t>
+      </w:r>
+    </w:p>
+    <w:p>
+      <w:pPr>
+        <w:pStyle w:val="Normal1"/>
         <w:numPr>
           <w:ilvl w:val="0"/>
           <w:numId w:val="2"/>
         </w:numPr>
-        <w:spacing w:after="0" w:afterAutospacing="0" w:before="0" w:beforeAutospacing="0" w:lineRule="auto"/>
+        <w:spacing w:lineRule="auto" w:line="240" w:beforeAutospacing="0" w:before="0" w:afterAutospacing="0" w:after="0"/>
         <w:ind w:left="720" w:hanging="360"/>
         <w:rPr>
           <w:sz w:val="26"/>
@@ -140,18 +154,18 @@
         <w:rPr>
           <w:sz w:val="26"/>
           <w:szCs w:val="26"/>
-          <w:rtl w:val="0"/>
-        </w:rPr>
-        <w:t xml:space="preserve">El nombre y dorsal de su jugador favorito o personalizarlo con su propio nombre.</w:t>
-      </w:r>
-    </w:p>
-    <w:p>
-      <w:pPr>
+        </w:rPr>
+        <w:t>El nombre y dorsal de su jugador favorito o personalizarlo con su propio nombre.</w:t>
+      </w:r>
+    </w:p>
+    <w:p>
+      <w:pPr>
+        <w:pStyle w:val="Normal1"/>
         <w:numPr>
           <w:ilvl w:val="0"/>
           <w:numId w:val="2"/>
         </w:numPr>
-        <w:spacing w:after="240" w:before="0" w:beforeAutospacing="0" w:lineRule="auto"/>
+        <w:spacing w:lineRule="auto" w:line="240" w:beforeAutospacing="0" w:before="0" w:after="240"/>
         <w:ind w:left="720" w:hanging="360"/>
         <w:rPr>
           <w:sz w:val="26"/>
@@ -162,104 +176,105 @@
         <w:rPr>
           <w:sz w:val="26"/>
           <w:szCs w:val="26"/>
-          <w:rtl w:val="0"/>
-        </w:rPr>
-        <w:t xml:space="preserve">La talla y detalles adicionales, como mangas largas o parches de competiciones.</w:t>
-      </w:r>
-    </w:p>
-    <w:p>
-      <w:pPr>
-        <w:spacing w:after="240" w:before="240" w:lineRule="auto"/>
-        <w:rPr>
-          <w:b w:val="1"/>
-          <w:i w:val="1"/>
-          <w:color w:val="3d85c6"/>
-          <w:sz w:val="40"/>
-          <w:szCs w:val="40"/>
-        </w:rPr>
-      </w:pPr>
-      <w:r>
-        <w:rPr>
-          <w:sz w:val="26"/>
-          <w:szCs w:val="26"/>
-          <w:rtl w:val="0"/>
-        </w:rPr>
-        <w:t xml:space="preserve">Esta solución busca ofrecer una experiencia de compra más flexible y personalizada, asegurando que cada aficionado pueda obtener la camiseta exacta que desea sin limitaciones.La web pública tendrá una interfaz fácil de usar para todo tipo de usuarios.</w:t>
-      </w:r>
-      <w:r>
-        <w:rPr>
-          <w:rtl w:val="0"/>
-        </w:rPr>
-      </w:r>
-    </w:p>
-    <w:p>
-      <w:pPr>
-        <w:rPr>
-          <w:b w:val="1"/>
-          <w:i w:val="1"/>
-          <w:color w:val="3d85c6"/>
-          <w:sz w:val="40"/>
-          <w:szCs w:val="40"/>
-        </w:rPr>
-      </w:pPr>
-      <w:r>
-        <w:rPr>
-          <w:b w:val="1"/>
-          <w:i w:val="1"/>
-          <w:color w:val="3d85c6"/>
-          <w:sz w:val="40"/>
-          <w:szCs w:val="40"/>
-          <w:rtl w:val="0"/>
-        </w:rPr>
-        <w:t xml:space="preserve">Descripción</w:t>
-      </w:r>
-    </w:p>
-    <w:p>
-      <w:pPr>
-        <w:rPr>
-          <w:b w:val="1"/>
-          <w:i w:val="1"/>
-          <w:color w:val="3d85c6"/>
-          <w:sz w:val="40"/>
-          <w:szCs w:val="40"/>
-        </w:rPr>
-      </w:pPr>
-      <w:r>
-        <w:rPr>
-          <w:b w:val="1"/>
-          <w:i w:val="1"/>
-          <w:color w:val="3d85c6"/>
-          <w:sz w:val="40"/>
-          <w:szCs w:val="40"/>
-          <w:rtl w:val="0"/>
-        </w:rPr>
-        <w:t xml:space="preserve">Aplicación de gestión (intranet)</w:t>
-      </w:r>
-    </w:p>
-    <w:p>
-      <w:pPr>
-        <w:spacing w:after="240" w:before="240" w:lineRule="auto"/>
-        <w:rPr>
-          <w:sz w:val="26"/>
-          <w:szCs w:val="26"/>
-        </w:rPr>
-      </w:pPr>
-      <w:r>
-        <w:rPr>
-          <w:sz w:val="26"/>
-          <w:szCs w:val="26"/>
-          <w:rtl w:val="0"/>
-        </w:rPr>
-        <w:t xml:space="preserve">La plataforma contará con una sección de gestión interna a la que accederán los administradores y empleados mediante usuario y contraseña. Desde este panel podrán realizar las siguientes operaciones:</w:t>
-      </w:r>
-    </w:p>
-    <w:p>
-      <w:pPr>
+        </w:rPr>
+        <w:t>La talla y detalles adicionales, como mangas largas o parches de competiciones.</w:t>
+      </w:r>
+    </w:p>
+    <w:p>
+      <w:pPr>
+        <w:pStyle w:val="Normal1"/>
+        <w:spacing w:lineRule="auto" w:line="240" w:before="240" w:after="240"/>
+        <w:rPr>
+          <w:b/>
+          <w:b/>
+          <w:i/>
+          <w:i/>
+          <w:color w:val="3D85C6"/>
+          <w:sz w:val="40"/>
+          <w:szCs w:val="40"/>
+        </w:rPr>
+      </w:pPr>
+      <w:r>
+        <w:rPr>
+          <w:sz w:val="26"/>
+          <w:szCs w:val="26"/>
+        </w:rPr>
+        <w:t>Esta solución busca ofrecer una experiencia de compra más flexible y personalizada, asegurando que cada aficionado pueda obtener la camiseta exacta que desea sin limitaciones.La web pública tendrá una interfaz fácil de usar para todo tipo de usuarios.</w:t>
+      </w:r>
+    </w:p>
+    <w:p>
+      <w:pPr>
+        <w:pStyle w:val="Normal1"/>
+        <w:rPr>
+          <w:b/>
+          <w:b/>
+          <w:i/>
+          <w:i/>
+          <w:color w:val="3D85C6"/>
+          <w:sz w:val="40"/>
+          <w:szCs w:val="40"/>
+        </w:rPr>
+      </w:pPr>
+      <w:r>
+        <w:rPr>
+          <w:b/>
+          <w:i/>
+          <w:color w:val="3D85C6"/>
+          <w:sz w:val="40"/>
+          <w:szCs w:val="40"/>
+        </w:rPr>
+        <w:t>Descripción</w:t>
+      </w:r>
+    </w:p>
+    <w:p>
+      <w:pPr>
+        <w:pStyle w:val="Normal1"/>
+        <w:rPr>
+          <w:b/>
+          <w:b/>
+          <w:i/>
+          <w:i/>
+          <w:color w:val="3D85C6"/>
+          <w:sz w:val="40"/>
+          <w:szCs w:val="40"/>
+        </w:rPr>
+      </w:pPr>
+      <w:r>
+        <w:rPr>
+          <w:b/>
+          <w:i/>
+          <w:color w:val="3D85C6"/>
+          <w:sz w:val="40"/>
+          <w:szCs w:val="40"/>
+        </w:rPr>
+        <w:t>Aplicación de gestión (intranet)</w:t>
+      </w:r>
+    </w:p>
+    <w:p>
+      <w:pPr>
+        <w:pStyle w:val="Normal1"/>
+        <w:spacing w:lineRule="auto" w:line="240" w:before="240" w:after="240"/>
+        <w:rPr>
+          <w:sz w:val="26"/>
+          <w:szCs w:val="26"/>
+        </w:rPr>
+      </w:pPr>
+      <w:r>
+        <w:rPr>
+          <w:sz w:val="26"/>
+          <w:szCs w:val="26"/>
+        </w:rPr>
+        <w:t>La plataforma contará con una sección de gestión interna a la que accederán los administradores y empleados mediante usuario y contraseña. Desde este panel podrán realizar las siguientes operaciones:</w:t>
+      </w:r>
+    </w:p>
+    <w:p>
+      <w:pPr>
+        <w:pStyle w:val="Normal1"/>
         <w:numPr>
           <w:ilvl w:val="0"/>
           <w:numId w:val="1"/>
         </w:numPr>
-        <w:spacing w:after="0" w:afterAutospacing="0" w:before="240" w:lineRule="auto"/>
+        <w:spacing w:lineRule="auto" w:line="240" w:before="240" w:afterAutospacing="0" w:after="0"/>
         <w:ind w:left="720" w:hanging="360"/>
         <w:rPr>
           <w:sz w:val="26"/>
@@ -270,18 +285,18 @@
         <w:rPr>
           <w:sz w:val="26"/>
           <w:szCs w:val="26"/>
-          <w:rtl w:val="0"/>
-        </w:rPr>
-        <w:t xml:space="preserve">Gestión de stock: Control de disponibilidad de camisetas por equipo, modelo y talla.</w:t>
-      </w:r>
-    </w:p>
-    <w:p>
-      <w:pPr>
+        </w:rPr>
+        <w:t>Gestión de stock: Control de disponibilidad de camisetas por equipo, modelo y talla.</w:t>
+      </w:r>
+    </w:p>
+    <w:p>
+      <w:pPr>
+        <w:pStyle w:val="Normal1"/>
         <w:numPr>
           <w:ilvl w:val="0"/>
           <w:numId w:val="1"/>
         </w:numPr>
-        <w:spacing w:after="0" w:afterAutospacing="0" w:before="0" w:beforeAutospacing="0" w:lineRule="auto"/>
+        <w:spacing w:lineRule="auto" w:line="240" w:beforeAutospacing="0" w:before="0" w:afterAutospacing="0" w:after="0"/>
         <w:ind w:left="720" w:hanging="360"/>
         <w:rPr>
           <w:sz w:val="26"/>
@@ -292,18 +307,18 @@
         <w:rPr>
           <w:sz w:val="26"/>
           <w:szCs w:val="26"/>
-          <w:rtl w:val="0"/>
-        </w:rPr>
-        <w:t xml:space="preserve">Gestión de pedidos: Registro y seguimiento de pedidos en tiempo real.</w:t>
-      </w:r>
-    </w:p>
-    <w:p>
-      <w:pPr>
+        </w:rPr>
+        <w:t>Gestión de pedidos: Registro y seguimiento de pedidos en tiempo real.</w:t>
+      </w:r>
+    </w:p>
+    <w:p>
+      <w:pPr>
+        <w:pStyle w:val="Normal1"/>
         <w:numPr>
           <w:ilvl w:val="0"/>
           <w:numId w:val="1"/>
         </w:numPr>
-        <w:spacing w:after="0" w:afterAutospacing="0" w:before="0" w:beforeAutospacing="0" w:lineRule="auto"/>
+        <w:spacing w:lineRule="auto" w:line="240" w:beforeAutospacing="0" w:before="0" w:afterAutospacing="0" w:after="0"/>
         <w:ind w:left="720" w:hanging="360"/>
         <w:rPr>
           <w:sz w:val="26"/>
@@ -314,18 +329,18 @@
         <w:rPr>
           <w:sz w:val="26"/>
           <w:szCs w:val="26"/>
-          <w:rtl w:val="0"/>
-        </w:rPr>
-        <w:t xml:space="preserve">Gestión de personalización: Validación y procesamiento de nombres y dorsales personalizados.</w:t>
-      </w:r>
-    </w:p>
-    <w:p>
-      <w:pPr>
+        </w:rPr>
+        <w:t>Gestión de personalización: Validación y procesamiento de nombres y dorsales personalizados.</w:t>
+      </w:r>
+    </w:p>
+    <w:p>
+      <w:pPr>
+        <w:pStyle w:val="Normal1"/>
         <w:numPr>
           <w:ilvl w:val="0"/>
           <w:numId w:val="1"/>
         </w:numPr>
-        <w:spacing w:after="240" w:before="0" w:beforeAutospacing="0" w:lineRule="auto"/>
+        <w:spacing w:lineRule="auto" w:line="240" w:beforeAutospacing="0" w:before="0" w:after="240"/>
         <w:ind w:left="720" w:hanging="360"/>
         <w:rPr>
           <w:sz w:val="26"/>
@@ -336,104 +351,146 @@
         <w:rPr>
           <w:sz w:val="26"/>
           <w:szCs w:val="26"/>
-          <w:rtl w:val="0"/>
-        </w:rPr>
-        <w:t xml:space="preserve">Gestión de envíos: Coordinación con proveedores logísticos para asegurar tiempos de entrega.</w:t>
-      </w:r>
-    </w:p>
-    <w:p>
-      <w:pPr>
-        <w:spacing w:after="240" w:before="240" w:lineRule="auto"/>
-        <w:rPr>
-          <w:b w:val="1"/>
-          <w:i w:val="1"/>
-          <w:color w:val="3d85c6"/>
-          <w:sz w:val="26"/>
-          <w:szCs w:val="26"/>
-        </w:rPr>
-      </w:pPr>
-      <w:r>
-        <w:rPr>
-          <w:sz w:val="26"/>
-          <w:szCs w:val="26"/>
-          <w:rtl w:val="0"/>
-        </w:rPr>
-        <w:t xml:space="preserve">Este sistema permitirá a los empleados realizar altas, bajas, modificaciones y consultas de pedidos y productos en la plataforma, asegurando que los clientes siempre tengan acceso a camisetas disponibles y actualizadas.</w:t>
-      </w:r>
-      <w:r>
-        <w:rPr>
-          <w:rtl w:val="0"/>
-        </w:rPr>
-      </w:r>
-    </w:p>
-    <w:p>
-      <w:pPr>
-        <w:rPr>
-          <w:b w:val="1"/>
-          <w:i w:val="1"/>
-          <w:color w:val="3d85c6"/>
-          <w:sz w:val="40"/>
-          <w:szCs w:val="40"/>
-        </w:rPr>
-      </w:pPr>
-      <w:r>
-        <w:rPr>
-          <w:b w:val="1"/>
-          <w:i w:val="1"/>
-          <w:color w:val="3d85c6"/>
-          <w:sz w:val="40"/>
-          <w:szCs w:val="40"/>
-          <w:rtl w:val="0"/>
-        </w:rPr>
-        <w:t xml:space="preserve">Tienda en línea (web pública)</w:t>
-      </w:r>
-    </w:p>
-    <w:p>
-      <w:pPr>
-        <w:spacing w:after="240" w:before="240" w:lineRule="auto"/>
-        <w:rPr>
-          <w:sz w:val="26"/>
-          <w:szCs w:val="26"/>
-        </w:rPr>
-      </w:pPr>
-      <w:r>
-        <w:rPr>
-          <w:sz w:val="26"/>
-          <w:szCs w:val="26"/>
-          <w:rtl w:val="0"/>
-        </w:rPr>
-        <w:t xml:space="preserve">La tienda en línea estará disponible para todos los usuarios y permitirá realizar las siguientes acciones:</w:t>
-      </w:r>
-    </w:p>
-    <w:p>
-      <w:pPr>
+        </w:rPr>
+        <w:t>Gestión de envíos: Coordinación con proveedores logísticos para asegurar tiempos de entrega.</w:t>
+      </w:r>
+    </w:p>
+    <w:p>
+      <w:pPr>
+        <w:pStyle w:val="Normal1"/>
+        <w:spacing w:lineRule="auto" w:line="240" w:before="240" w:after="240"/>
+        <w:rPr>
+          <w:b/>
+          <w:b/>
+          <w:i/>
+          <w:i/>
+          <w:color w:val="3D85C6"/>
+          <w:sz w:val="26"/>
+          <w:szCs w:val="26"/>
+        </w:rPr>
+      </w:pPr>
+      <w:r>
+        <w:rPr>
+          <w:sz w:val="26"/>
+          <w:szCs w:val="26"/>
+        </w:rPr>
+        <w:t>Este sistema permitirá a los empleados realizar altas, bajas, modificaciones y consultas de pedidos y productos en la plataforma, asegurando que los clientes siempre tengan acceso a camisetas disponibles y actualizadas.</w:t>
+      </w:r>
+    </w:p>
+    <w:p>
+      <w:pPr>
+        <w:pStyle w:val="Normal1"/>
+        <w:rPr>
+          <w:b/>
+          <w:b/>
+          <w:i/>
+          <w:i/>
+          <w:color w:val="3D85C6"/>
+          <w:sz w:val="40"/>
+          <w:szCs w:val="40"/>
+        </w:rPr>
+      </w:pPr>
+      <w:r>
+        <w:rPr/>
+      </w:r>
+    </w:p>
+    <w:p>
+      <w:pPr>
+        <w:pStyle w:val="Normal1"/>
+        <w:rPr>
+          <w:b/>
+          <w:b/>
+          <w:i/>
+          <w:i/>
+          <w:color w:val="3D85C6"/>
+          <w:sz w:val="40"/>
+          <w:szCs w:val="40"/>
+        </w:rPr>
+      </w:pPr>
+      <w:r>
+        <w:rPr/>
+      </w:r>
+    </w:p>
+    <w:p>
+      <w:pPr>
+        <w:pStyle w:val="Normal1"/>
+        <w:rPr>
+          <w:b/>
+          <w:b/>
+          <w:i/>
+          <w:i/>
+          <w:color w:val="3D85C6"/>
+          <w:sz w:val="40"/>
+          <w:szCs w:val="40"/>
+        </w:rPr>
+      </w:pPr>
+      <w:r>
+        <w:rPr>
+          <w:b/>
+          <w:i/>
+          <w:color w:val="3D85C6"/>
+          <w:sz w:val="40"/>
+          <w:szCs w:val="40"/>
+        </w:rPr>
+        <w:t>Tienda en línea (web pública)</w:t>
+      </w:r>
+    </w:p>
+    <w:p>
+      <w:pPr>
+        <w:pStyle w:val="Normal1"/>
+        <w:spacing w:lineRule="auto" w:line="240" w:before="240" w:after="240"/>
+        <w:rPr>
+          <w:sz w:val="26"/>
+          <w:szCs w:val="26"/>
+        </w:rPr>
+      </w:pPr>
+      <w:r>
+        <w:rPr>
+          <w:sz w:val="26"/>
+          <w:szCs w:val="26"/>
+        </w:rPr>
+        <w:t>La tienda en línea estará disponible para todos los usuarios y permitirá realizar las siguientes acciones:</w:t>
+      </w:r>
+    </w:p>
+    <w:p>
+      <w:pPr>
+        <w:pStyle w:val="Normal1"/>
         <w:numPr>
           <w:ilvl w:val="0"/>
           <w:numId w:val="3"/>
         </w:numPr>
-        <w:spacing w:after="0" w:afterAutospacing="0" w:before="240" w:lineRule="auto"/>
+        <w:spacing w:lineRule="auto" w:line="240" w:before="240" w:afterAutospacing="0" w:after="0"/>
         <w:ind w:left="720" w:hanging="360"/>
         <w:rPr>
           <w:sz w:val="26"/>
           <w:szCs w:val="26"/>
         </w:rPr>
       </w:pPr>
-      <w:r>
-        <w:rPr>
-          <w:sz w:val="26"/>
-          <w:szCs w:val="26"/>
-          <w:rtl w:val="0"/>
-        </w:rPr>
-        <w:t xml:space="preserve">Explorar el catálogo de camisetas filtrando por equipo, temporada y tipo de equipación.</w:t>
-      </w:r>
-    </w:p>
-    <w:p>
-      <w:pPr>
+      <w:bookmarkStart w:id="0" w:name="__DdeLink__35_1760018672"/>
+      <w:r>
+        <w:rPr>
+          <w:sz w:val="26"/>
+          <w:szCs w:val="26"/>
+        </w:rPr>
+        <w:t>Explorar el catálogo de camisetas filtrando por equipo, temporada y tipo d</w:t>
+      </w:r>
+      <w:bookmarkEnd w:id="0"/>
+      <w:r>
+        <w:rPr>
+          <w:sz w:val="26"/>
+          <w:szCs w:val="26"/>
+        </w:rPr>
+        <w:t>e equipación.</w:t>
+      </w:r>
+    </w:p>
+    <w:p>
+      <w:pPr>
+        <w:pStyle w:val="Normal1"/>
         <w:numPr>
           <w:ilvl w:val="0"/>
           <w:numId w:val="3"/>
         </w:numPr>
-        <w:spacing w:after="0" w:afterAutospacing="0" w:before="0" w:beforeAutospacing="0" w:lineRule="auto"/>
+        <w:spacing w:lineRule="auto" w:line="240" w:beforeAutospacing="0" w:before="0" w:afterAutospacing="0" w:after="0"/>
         <w:ind w:left="720" w:hanging="360"/>
         <w:rPr>
           <w:sz w:val="26"/>
@@ -444,18 +501,18 @@
         <w:rPr>
           <w:sz w:val="26"/>
           <w:szCs w:val="26"/>
-          <w:rtl w:val="0"/>
-        </w:rPr>
-        <w:t xml:space="preserve">Seleccionar la personalización eligiendo entre un jugador oficial o un nombre y dorsal personalizados.</w:t>
-      </w:r>
-    </w:p>
-    <w:p>
-      <w:pPr>
+        </w:rPr>
+        <w:t>Seleccionar la personalización eligiendo entre un jugador oficial o un nombre y dorsal personalizados.</w:t>
+      </w:r>
+    </w:p>
+    <w:p>
+      <w:pPr>
+        <w:pStyle w:val="Normal1"/>
         <w:numPr>
           <w:ilvl w:val="0"/>
           <w:numId w:val="3"/>
         </w:numPr>
-        <w:spacing w:after="0" w:afterAutospacing="0" w:before="0" w:beforeAutospacing="0" w:lineRule="auto"/>
+        <w:spacing w:lineRule="auto" w:line="240" w:beforeAutospacing="0" w:before="0" w:afterAutospacing="0" w:after="0"/>
         <w:ind w:left="720" w:hanging="360"/>
         <w:rPr>
           <w:sz w:val="26"/>
@@ -466,18 +523,18 @@
         <w:rPr>
           <w:sz w:val="26"/>
           <w:szCs w:val="26"/>
-          <w:rtl w:val="0"/>
-        </w:rPr>
-        <w:t xml:space="preserve">Previsualizar el diseño con la personalización aplicada antes de la compra.</w:t>
-      </w:r>
-    </w:p>
-    <w:p>
-      <w:pPr>
+        </w:rPr>
+        <w:t>Previsualizar el diseño con la personalización aplicada antes de la compra.</w:t>
+      </w:r>
+    </w:p>
+    <w:p>
+      <w:pPr>
+        <w:pStyle w:val="Normal1"/>
         <w:numPr>
           <w:ilvl w:val="0"/>
           <w:numId w:val="3"/>
         </w:numPr>
-        <w:spacing w:after="0" w:afterAutospacing="0" w:before="0" w:beforeAutospacing="0" w:lineRule="auto"/>
+        <w:spacing w:lineRule="auto" w:line="240" w:beforeAutospacing="0" w:before="0" w:afterAutospacing="0" w:after="0"/>
         <w:ind w:left="720" w:hanging="360"/>
         <w:rPr>
           <w:sz w:val="26"/>
@@ -488,18 +545,18 @@
         <w:rPr>
           <w:sz w:val="26"/>
           <w:szCs w:val="26"/>
-          <w:rtl w:val="0"/>
-        </w:rPr>
-        <w:t xml:space="preserve">Elegir detalles adicionales, como parches de competiciones o mangas largas/cortas.</w:t>
-      </w:r>
-    </w:p>
-    <w:p>
-      <w:pPr>
+        </w:rPr>
+        <w:t>Elegir detalles adicionales, como parches de competiciones o mangas largas/cortas.</w:t>
+      </w:r>
+    </w:p>
+    <w:p>
+      <w:pPr>
+        <w:pStyle w:val="Normal1"/>
         <w:numPr>
           <w:ilvl w:val="0"/>
           <w:numId w:val="3"/>
         </w:numPr>
-        <w:spacing w:after="240" w:before="0" w:beforeAutospacing="0" w:lineRule="auto"/>
+        <w:spacing w:lineRule="auto" w:line="240" w:beforeAutospacing="0" w:before="0" w:after="240"/>
         <w:ind w:left="720" w:hanging="360"/>
         <w:rPr>
           <w:sz w:val="26"/>
@@ -510,224 +567,331 @@
         <w:rPr>
           <w:sz w:val="26"/>
           <w:szCs w:val="26"/>
-          <w:rtl w:val="0"/>
-        </w:rPr>
-        <w:t xml:space="preserve">Recibir notificaciones de seguimiento del pedido hasta la entrega.</w:t>
-      </w:r>
-    </w:p>
-    <w:p>
-      <w:pPr>
-        <w:rPr>
-          <w:b w:val="1"/>
-          <w:i w:val="1"/>
-          <w:color w:val="3d85c6"/>
-          <w:sz w:val="40"/>
-          <w:szCs w:val="40"/>
-        </w:rPr>
-      </w:pPr>
-      <w:r>
-        <w:rPr>
-          <w:b w:val="1"/>
-          <w:i w:val="1"/>
-          <w:color w:val="3d85c6"/>
-          <w:sz w:val="40"/>
-          <w:szCs w:val="40"/>
-          <w:rtl w:val="0"/>
-        </w:rPr>
-        <w:t xml:space="preserve">Público objetivo</w:t>
-      </w:r>
-    </w:p>
-    <w:p>
-      <w:pPr>
-        <w:spacing w:after="240" w:before="240" w:lineRule="auto"/>
-        <w:ind w:left="0" w:firstLine="0"/>
-        <w:rPr>
-          <w:b w:val="1"/>
-          <w:sz w:val="26"/>
-          <w:szCs w:val="26"/>
-        </w:rPr>
-      </w:pPr>
-      <w:r>
-        <w:rPr>
-          <w:b w:val="1"/>
-          <w:sz w:val="26"/>
-          <w:szCs w:val="26"/>
-          <w:rtl w:val="0"/>
-        </w:rPr>
-        <w:t xml:space="preserve">Aplicación de gestión interna</w:t>
-      </w:r>
-    </w:p>
-    <w:p>
-      <w:pPr>
-        <w:spacing w:after="240" w:before="240" w:lineRule="auto"/>
-        <w:ind w:left="0" w:firstLine="0"/>
-        <w:rPr>
-          <w:sz w:val="26"/>
-          <w:szCs w:val="26"/>
-        </w:rPr>
-      </w:pPr>
-      <w:r>
-        <w:rPr>
-          <w:sz w:val="26"/>
-          <w:szCs w:val="26"/>
-          <w:rtl w:val="0"/>
-        </w:rPr>
-        <w:t xml:space="preserve">La sección de gestión está destinada a empleados de la tienda, encargados de administrar el stock, procesar pedidos y gestionar envíos.</w:t>
+        </w:rPr>
+        <w:t>Recibir notificaciones de seguimiento del pedido hasta la entrega.</w:t>
+      </w:r>
+    </w:p>
+    <w:p>
+      <w:pPr>
+        <w:pStyle w:val="Normal1"/>
+        <w:rPr>
+          <w:b/>
+          <w:b/>
+          <w:i/>
+          <w:i/>
+          <w:color w:val="3D85C6"/>
+          <w:sz w:val="40"/>
+          <w:szCs w:val="40"/>
+        </w:rPr>
+      </w:pPr>
+      <w:bookmarkStart w:id="1" w:name="__DdeLink__31_1760018672"/>
+      <w:r>
+        <w:rPr>
+          <w:b/>
+          <w:i/>
+          <w:color w:val="3D85C6"/>
+          <w:sz w:val="40"/>
+          <w:szCs w:val="40"/>
+        </w:rPr>
+        <w:t>Público</w:t>
+      </w:r>
+      <w:bookmarkEnd w:id="1"/>
+      <w:r>
+        <w:rPr>
+          <w:b/>
+          <w:i/>
+          <w:color w:val="3D85C6"/>
+          <w:sz w:val="40"/>
+          <w:szCs w:val="40"/>
+        </w:rPr>
+        <w:t xml:space="preserve"> objetivo</w:t>
+      </w:r>
+    </w:p>
+    <w:p>
+      <w:pPr>
+        <w:pStyle w:val="Normal1"/>
+        <w:spacing w:lineRule="auto" w:line="240" w:before="240" w:after="240"/>
+        <w:ind w:left="0" w:hanging="0"/>
+        <w:rPr>
+          <w:b/>
+          <w:b/>
+          <w:sz w:val="26"/>
+          <w:szCs w:val="26"/>
+        </w:rPr>
+      </w:pPr>
+      <w:r>
+        <w:rPr>
+          <w:b/>
+          <w:sz w:val="26"/>
+          <w:szCs w:val="26"/>
+        </w:rPr>
+        <w:t>Aplicación de gestión interna</w:t>
+      </w:r>
+    </w:p>
+    <w:p>
+      <w:pPr>
+        <w:pStyle w:val="Normal1"/>
+        <w:spacing w:lineRule="auto" w:line="240" w:before="240" w:after="240"/>
+        <w:ind w:left="0" w:hanging="0"/>
+        <w:rPr>
+          <w:sz w:val="26"/>
+          <w:szCs w:val="26"/>
+        </w:rPr>
+      </w:pPr>
+      <w:r>
+        <w:rPr>
+          <w:sz w:val="26"/>
+          <w:szCs w:val="26"/>
+        </w:rPr>
+        <w:t>La sección de gestión está destinada a empleados de la tienda, encargados de administrar el stock, procesar pedidos y gestionar envíos.</w:t>
       </w:r>
     </w:p>
     <w:p>
       <w:pPr>
         <w:pStyle w:val="Heading3"/>
-        <w:keepNext w:val="0"/>
-        <w:keepLines w:val="0"/>
-        <w:spacing w:before="280" w:lineRule="auto"/>
-        <w:rPr>
-          <w:b w:val="1"/>
+        <w:keepNext w:val="false"/>
+        <w:keepLines w:val="false"/>
+        <w:spacing w:lineRule="auto" w:line="240" w:before="280" w:after="80"/>
+        <w:rPr>
+          <w:b/>
+          <w:b/>
           <w:color w:val="000000"/>
           <w:sz w:val="26"/>
           <w:szCs w:val="26"/>
         </w:rPr>
       </w:pPr>
-      <w:bookmarkStart w:colFirst="0" w:colLast="0" w:name="_nkvj3p8n9jzp" w:id="0"/>
-      <w:bookmarkEnd w:id="0"/>
-      <w:r>
-        <w:rPr>
-          <w:b w:val="1"/>
+      <w:bookmarkStart w:id="2" w:name="_nkvj3p8n9jzp"/>
+      <w:bookmarkEnd w:id="2"/>
+      <w:r>
+        <w:rPr>
+          <w:b/>
           <w:color w:val="000000"/>
           <w:sz w:val="26"/>
           <w:szCs w:val="26"/>
-          <w:rtl w:val="0"/>
-        </w:rPr>
-        <w:t xml:space="preserve">Tienda en línea</w:t>
-      </w:r>
-    </w:p>
-    <w:p>
-      <w:pPr>
-        <w:spacing w:after="240" w:before="240" w:lineRule="auto"/>
-        <w:rPr>
-          <w:sz w:val="26"/>
-          <w:szCs w:val="26"/>
-        </w:rPr>
-      </w:pPr>
-      <w:r>
-        <w:rPr>
-          <w:sz w:val="26"/>
-          <w:szCs w:val="26"/>
-          <w:rtl w:val="0"/>
-        </w:rPr>
-        <w:t xml:space="preserve">La tienda está destinada al público en general, como por ejemplo aficionados al fútbol que desean comprar camisetas oficiales personalizadas ,seguidores de jugadores específicos que buscan camisetas con su nombre y dorsal ,personas que buscan un regalo especial para un amante del fútbol ,peñas y equipos amateur que desean uniformes personalizados para su grupo , etc .</w:t>
-      </w:r>
-    </w:p>
-    <w:p>
-      <w:pPr>
-        <w:spacing w:after="240" w:before="240" w:lineRule="auto"/>
-        <w:ind w:left="0" w:firstLine="0"/>
+        </w:rPr>
+        <w:t>Tienda en línea</w:t>
+      </w:r>
+    </w:p>
+    <w:p>
+      <w:pPr>
+        <w:pStyle w:val="Normal1"/>
+        <w:spacing w:lineRule="auto" w:line="240" w:before="240" w:after="240"/>
+        <w:rPr>
+          <w:sz w:val="26"/>
+          <w:szCs w:val="26"/>
+        </w:rPr>
+      </w:pPr>
+      <w:r>
+        <w:rPr>
+          <w:sz w:val="26"/>
+          <w:szCs w:val="26"/>
+        </w:rPr>
+        <w:t>La tienda está destinada al público en general, como por ejemplo aficionados al fútbol que desean comprar camisetas oficiales personalizadas ,seguidores de jugadores específicos que buscan camisetas con su nombre y dorsal ,personas que buscan un regalo especial para un amante del fútbol ,</w:t>
+      </w:r>
+      <w:bookmarkStart w:id="3" w:name="__DdeLink__33_1760018672"/>
+      <w:r>
+        <w:rPr>
+          <w:sz w:val="26"/>
+          <w:szCs w:val="26"/>
+        </w:rPr>
+        <w:t>peñas</w:t>
+      </w:r>
+      <w:bookmarkEnd w:id="3"/>
+      <w:r>
+        <w:rPr>
+          <w:sz w:val="26"/>
+          <w:szCs w:val="26"/>
+        </w:rPr>
+        <w:t xml:space="preserve"> y equipos amateur que desean uniformes personalizados para su grupo , etc .</w:t>
+      </w:r>
+    </w:p>
+    <w:p>
+      <w:pPr>
+        <w:pStyle w:val="Normal1"/>
+        <w:spacing w:lineRule="auto" w:line="240" w:before="240" w:after="240"/>
+        <w:rPr>
+          <w:sz w:val="26"/>
+          <w:szCs w:val="26"/>
+        </w:rPr>
+      </w:pPr>
+      <w:r>
         <w:rPr/>
-      </w:pPr>
-      <w:r>
-        <w:rPr>
-          <w:rtl w:val="0"/>
-        </w:rPr>
-      </w:r>
-    </w:p>
-    <w:p>
-      <w:pPr>
-        <w:spacing w:after="240" w:before="240" w:lineRule="auto"/>
-        <w:rPr>
-          <w:b w:val="1"/>
-          <w:i w:val="1"/>
-          <w:color w:val="3d85c6"/>
-          <w:sz w:val="40"/>
-          <w:szCs w:val="40"/>
-        </w:rPr>
-      </w:pPr>
-      <w:r>
-        <w:rPr>
-          <w:rtl w:val="0"/>
-        </w:rPr>
-      </w:r>
-    </w:p>
-    <w:p>
-      <w:pPr>
-        <w:rPr>
-          <w:b w:val="1"/>
-          <w:i w:val="1"/>
-          <w:color w:val="3d85c6"/>
-          <w:sz w:val="40"/>
-          <w:szCs w:val="40"/>
-        </w:rPr>
-      </w:pPr>
-      <w:r>
-        <w:rPr>
-          <w:rtl w:val="0"/>
-        </w:rPr>
-      </w:r>
-    </w:p>
-    <w:p>
-      <w:pPr>
-        <w:rPr>
-          <w:b w:val="1"/>
-          <w:i w:val="1"/>
-          <w:color w:val="3d85c6"/>
-          <w:sz w:val="40"/>
-          <w:szCs w:val="40"/>
-        </w:rPr>
-      </w:pPr>
-      <w:r>
-        <w:rPr>
-          <w:rtl w:val="0"/>
-        </w:rPr>
-      </w:r>
-    </w:p>
-    <w:p>
-      <w:pPr>
-        <w:rPr>
-          <w:b w:val="1"/>
-          <w:i w:val="1"/>
-          <w:color w:val="3d85c6"/>
-          <w:sz w:val="40"/>
-          <w:szCs w:val="40"/>
-        </w:rPr>
-      </w:pPr>
-      <w:r>
-        <w:rPr>
-          <w:rtl w:val="0"/>
-        </w:rPr>
+      </w:r>
+    </w:p>
+    <w:p>
+      <w:pPr>
+        <w:pStyle w:val="Normal1"/>
+        <w:spacing w:lineRule="auto" w:line="240" w:before="240" w:after="240"/>
+        <w:rPr>
+          <w:b/>
+          <w:b/>
+          <w:i/>
+          <w:i/>
+          <w:color w:val="3D85C6"/>
+          <w:sz w:val="40"/>
+          <w:szCs w:val="40"/>
+        </w:rPr>
+      </w:pPr>
+      <w:r>
+        <w:rPr>
+          <w:b/>
+          <w:i/>
+          <w:color w:val="3D85C6"/>
+          <w:sz w:val="40"/>
+          <w:szCs w:val="40"/>
+        </w:rPr>
+        <w:t>Componentes del grupo</w:t>
+      </w:r>
+    </w:p>
+    <w:p>
+      <w:pPr>
+        <w:pStyle w:val="Normal1"/>
+        <w:spacing w:lineRule="auto" w:line="240" w:before="240" w:after="240"/>
+        <w:rPr>
+          <w:b w:val="false"/>
+          <w:b w:val="false"/>
+          <w:bCs w:val="false"/>
+          <w:i w:val="false"/>
+          <w:i w:val="false"/>
+          <w:iCs w:val="false"/>
+          <w:color w:val="000000"/>
+          <w:sz w:val="40"/>
+          <w:szCs w:val="40"/>
+        </w:rPr>
+      </w:pPr>
+      <w:r>
+        <w:rPr>
+          <w:b w:val="false"/>
+          <w:bCs w:val="false"/>
+          <w:i w:val="false"/>
+          <w:iCs w:val="false"/>
+          <w:color w:val="000000"/>
+          <w:sz w:val="26"/>
+          <w:szCs w:val="26"/>
+        </w:rPr>
+        <w:t>Javier Antón Sala</w:t>
+      </w:r>
+    </w:p>
+    <w:p>
+      <w:pPr>
+        <w:pStyle w:val="Normal1"/>
+        <w:spacing w:lineRule="auto" w:line="240" w:before="240" w:after="240"/>
+        <w:rPr>
+          <w:b w:val="false"/>
+          <w:b w:val="false"/>
+          <w:bCs w:val="false"/>
+          <w:i w:val="false"/>
+          <w:i w:val="false"/>
+          <w:iCs w:val="false"/>
+          <w:color w:val="000000"/>
+          <w:sz w:val="40"/>
+          <w:szCs w:val="40"/>
+        </w:rPr>
+      </w:pPr>
+      <w:r>
+        <w:rPr>
+          <w:b w:val="false"/>
+          <w:bCs w:val="false"/>
+          <w:i w:val="false"/>
+          <w:iCs w:val="false"/>
+          <w:color w:val="000000"/>
+          <w:sz w:val="26"/>
+          <w:szCs w:val="26"/>
+        </w:rPr>
+        <w:t>Rachid Mouradi Laouichi</w:t>
+      </w:r>
+    </w:p>
+    <w:p>
+      <w:pPr>
+        <w:pStyle w:val="Normal1"/>
+        <w:spacing w:lineRule="auto" w:line="240" w:before="240" w:after="240"/>
+        <w:rPr>
+          <w:b w:val="false"/>
+          <w:b w:val="false"/>
+          <w:bCs w:val="false"/>
+          <w:i w:val="false"/>
+          <w:i w:val="false"/>
+          <w:iCs w:val="false"/>
+          <w:color w:val="000000"/>
+          <w:sz w:val="40"/>
+          <w:szCs w:val="40"/>
+        </w:rPr>
+      </w:pPr>
+      <w:r>
+        <w:rPr>
+          <w:b w:val="false"/>
+          <w:bCs w:val="false"/>
+          <w:i w:val="false"/>
+          <w:iCs w:val="false"/>
+          <w:color w:val="000000"/>
+          <w:sz w:val="26"/>
+          <w:szCs w:val="26"/>
+        </w:rPr>
+        <w:t>Sabrine Bentalen Kheyar</w:t>
+      </w:r>
+    </w:p>
+    <w:p>
+      <w:pPr>
+        <w:pStyle w:val="Normal1"/>
+        <w:rPr>
+          <w:b/>
+          <w:b/>
+          <w:i/>
+          <w:i/>
+          <w:color w:val="3D85C6"/>
+          <w:sz w:val="40"/>
+          <w:szCs w:val="40"/>
+        </w:rPr>
+      </w:pPr>
+      <w:r>
+        <w:rPr/>
       </w:r>
     </w:p>
     <w:sectPr>
-      <w:pgSz w:h="16834" w:w="11909" w:orient="portrait"/>
-      <w:pgMar w:bottom="1440" w:top="1440" w:left="1440" w:right="1440" w:header="720" w:footer="720"/>
-      <w:pgNumType w:start="1"/>
+      <w:type w:val="nextPage"/>
+      <w:pgSz w:w="11906" w:h="16838"/>
+      <w:pgMar w:left="1440" w:right="1440" w:gutter="0" w:header="0" w:top="1440" w:footer="0" w:bottom="1440"/>
+      <w:pgNumType w:start="1" w:fmt="decimal"/>
+      <w:formProt w:val="false"/>
+      <w:textDirection w:val="lrTb"/>
+      <w:docGrid w:type="default" w:linePitch="100" w:charSpace="4096"/>
     </w:sectPr>
   </w:body>
 </w:document>
 </file>
 
 <file path=word/numbering.xml><?xml version="1.0" encoding="utf-8"?>
-<w:numbering xmlns:mc="http://schemas.openxmlformats.org/markup-compatibility/2006" xmlns:o="urn:schemas-microsoft-com:office:office" xmlns:r="http://schemas.openxmlformats.org/officeDocument/2006/relationships" xmlns:m="http://schemas.openxmlformats.org/officeDocument/2006/math" xmlns:v="urn:schemas-microsoft-com:vml" xmlns:wp="http://schemas.openxmlformats.org/drawingml/2006/wordprocessingDrawing" xmlns:w10="urn:schemas-microsoft-com:office:word" xmlns:w="http://schemas.openxmlformats.org/wordprocessingml/2006/main" xmlns:wne="http://schemas.microsoft.com/office/word/2006/wordml" xmlns:sl="http://schemas.openxmlformats.org/schemaLibrary/2006/main" xmlns:a="http://schemas.openxmlformats.org/drawingml/2006/main" xmlns:pic="http://schemas.openxmlformats.org/drawingml/2006/picture" xmlns:c="http://schemas.openxmlformats.org/drawingml/2006/chart" xmlns:lc="http://schemas.openxmlformats.org/drawingml/2006/lockedCanvas" xmlns:dgm="http://schemas.openxmlformats.org/drawingml/2006/diagram" xmlns:wps="http://schemas.microsoft.com/office/word/2010/wordprocessingShape" xmlns:wpg="http://schemas.microsoft.com/office/word/2010/wordprocessingGroup" xmlns:w14="http://schemas.microsoft.com/office/word/2010/wordml" xmlns:w15="http://schemas.microsoft.com/office/word/2012/wordml" xmlns:w16="http://schemas.microsoft.com/office/word/2018/wordml" xmlns:w16cex="http://schemas.microsoft.com/office/word/2018/wordml/cex" xmlns:w16cid="http://schemas.microsoft.com/office/word/2016/wordml/cid" xmlns="http://schemas.microsoft.com/office/tasks/2019/documenttasks" xmlns:cr="http://schemas.microsoft.com/office/comments/2020/reactions">
+<w:numbering xmlns:w="http://schemas.openxmlformats.org/wordprocessingml/2006/main" xmlns:o="urn:schemas-microsoft-com:office:office" xmlns:r="http://schemas.openxmlformats.org/officeDocument/2006/relationships" xmlns:v="urn:schemas-microsoft-com:vml" xmlns:mc="http://schemas.openxmlformats.org/markup-compatibility/2006" xmlns:w14="http://schemas.microsoft.com/office/word/2010/wordml" mc:Ignorable="w14">
   <w:abstractNum w:abstractNumId="1">
     <w:lvl w:ilvl="0">
       <w:start w:val="1"/>
       <w:numFmt w:val="bullet"/>
-      <w:lvlText w:val="●"/>
-      <w:lvlJc w:val="left"/>
-      <w:pPr>
+      <w:lvlText w:val=""/>
+      <w:lvlJc w:val="left"/>
+      <w:pPr>
+        <w:tabs>
+          <w:tab w:val="num" w:pos="0"/>
+        </w:tabs>
         <w:ind w:left="720" w:hanging="360"/>
       </w:pPr>
       <w:rPr>
+        <w:rFonts w:ascii="Wingdings" w:hAnsi="Wingdings" w:cs="Wingdings" w:hint="default"/>
         <w:u w:val="none"/>
       </w:rPr>
     </w:lvl>
     <w:lvl w:ilvl="1">
       <w:start w:val="1"/>
       <w:numFmt w:val="bullet"/>
-      <w:lvlText w:val="○"/>
-      <w:lvlJc w:val="left"/>
-      <w:pPr>
+      <w:lvlText w:val=""/>
+      <w:lvlJc w:val="left"/>
+      <w:pPr>
+        <w:tabs>
+          <w:tab w:val="num" w:pos="0"/>
+        </w:tabs>
         <w:ind w:left="1440" w:hanging="360"/>
       </w:pPr>
       <w:rPr>
+        <w:rFonts w:ascii="Wingdings 2" w:hAnsi="Wingdings 2" w:cs="Wingdings 2" w:hint="default"/>
         <w:u w:val="none"/>
       </w:rPr>
     </w:lvl>
@@ -737,33 +901,45 @@
       <w:lvlText w:val="■"/>
       <w:lvlJc w:val="left"/>
       <w:pPr>
+        <w:tabs>
+          <w:tab w:val="num" w:pos="0"/>
+        </w:tabs>
         <w:ind w:left="2160" w:hanging="360"/>
       </w:pPr>
       <w:rPr>
+        <w:rFonts w:ascii="OpenSymbol" w:hAnsi="OpenSymbol" w:cs="OpenSymbol" w:hint="default"/>
         <w:u w:val="none"/>
       </w:rPr>
     </w:lvl>
     <w:lvl w:ilvl="3">
       <w:start w:val="1"/>
       <w:numFmt w:val="bullet"/>
-      <w:lvlText w:val="●"/>
-      <w:lvlJc w:val="left"/>
-      <w:pPr>
+      <w:lvlText w:val=""/>
+      <w:lvlJc w:val="left"/>
+      <w:pPr>
+        <w:tabs>
+          <w:tab w:val="num" w:pos="0"/>
+        </w:tabs>
         <w:ind w:left="2880" w:hanging="360"/>
       </w:pPr>
       <w:rPr>
+        <w:rFonts w:ascii="Wingdings" w:hAnsi="Wingdings" w:cs="Wingdings" w:hint="default"/>
         <w:u w:val="none"/>
       </w:rPr>
     </w:lvl>
     <w:lvl w:ilvl="4">
       <w:start w:val="1"/>
       <w:numFmt w:val="bullet"/>
-      <w:lvlText w:val="○"/>
-      <w:lvlJc w:val="left"/>
-      <w:pPr>
+      <w:lvlText w:val=""/>
+      <w:lvlJc w:val="left"/>
+      <w:pPr>
+        <w:tabs>
+          <w:tab w:val="num" w:pos="0"/>
+        </w:tabs>
         <w:ind w:left="3600" w:hanging="360"/>
       </w:pPr>
       <w:rPr>
+        <w:rFonts w:ascii="Wingdings 2" w:hAnsi="Wingdings 2" w:cs="Wingdings 2" w:hint="default"/>
         <w:u w:val="none"/>
       </w:rPr>
     </w:lvl>
@@ -773,33 +949,45 @@
       <w:lvlText w:val="■"/>
       <w:lvlJc w:val="left"/>
       <w:pPr>
+        <w:tabs>
+          <w:tab w:val="num" w:pos="0"/>
+        </w:tabs>
         <w:ind w:left="4320" w:hanging="360"/>
       </w:pPr>
       <w:rPr>
+        <w:rFonts w:ascii="OpenSymbol" w:hAnsi="OpenSymbol" w:cs="OpenSymbol" w:hint="default"/>
         <w:u w:val="none"/>
       </w:rPr>
     </w:lvl>
     <w:lvl w:ilvl="6">
       <w:start w:val="1"/>
       <w:numFmt w:val="bullet"/>
-      <w:lvlText w:val="●"/>
-      <w:lvlJc w:val="left"/>
-      <w:pPr>
+      <w:lvlText w:val=""/>
+      <w:lvlJc w:val="left"/>
+      <w:pPr>
+        <w:tabs>
+          <w:tab w:val="num" w:pos="0"/>
+        </w:tabs>
         <w:ind w:left="5040" w:hanging="360"/>
       </w:pPr>
       <w:rPr>
+        <w:rFonts w:ascii="Wingdings" w:hAnsi="Wingdings" w:cs="Wingdings" w:hint="default"/>
         <w:u w:val="none"/>
       </w:rPr>
     </w:lvl>
     <w:lvl w:ilvl="7">
       <w:start w:val="1"/>
       <w:numFmt w:val="bullet"/>
-      <w:lvlText w:val="○"/>
-      <w:lvlJc w:val="left"/>
-      <w:pPr>
+      <w:lvlText w:val=""/>
+      <w:lvlJc w:val="left"/>
+      <w:pPr>
+        <w:tabs>
+          <w:tab w:val="num" w:pos="0"/>
+        </w:tabs>
         <w:ind w:left="5760" w:hanging="360"/>
       </w:pPr>
       <w:rPr>
+        <w:rFonts w:ascii="Wingdings 2" w:hAnsi="Wingdings 2" w:cs="Wingdings 2" w:hint="default"/>
         <w:u w:val="none"/>
       </w:rPr>
     </w:lvl>
@@ -809,9 +997,13 @@
       <w:lvlText w:val="■"/>
       <w:lvlJc w:val="left"/>
       <w:pPr>
+        <w:tabs>
+          <w:tab w:val="num" w:pos="0"/>
+        </w:tabs>
         <w:ind w:left="6480" w:hanging="360"/>
       </w:pPr>
       <w:rPr>
+        <w:rFonts w:ascii="OpenSymbol" w:hAnsi="OpenSymbol" w:cs="OpenSymbol" w:hint="default"/>
         <w:u w:val="none"/>
       </w:rPr>
     </w:lvl>
@@ -820,24 +1012,32 @@
     <w:lvl w:ilvl="0">
       <w:start w:val="1"/>
       <w:numFmt w:val="bullet"/>
-      <w:lvlText w:val="●"/>
-      <w:lvlJc w:val="left"/>
-      <w:pPr>
+      <w:lvlText w:val=""/>
+      <w:lvlJc w:val="left"/>
+      <w:pPr>
+        <w:tabs>
+          <w:tab w:val="num" w:pos="0"/>
+        </w:tabs>
         <w:ind w:left="720" w:hanging="360"/>
       </w:pPr>
       <w:rPr>
+        <w:rFonts w:ascii="Wingdings" w:hAnsi="Wingdings" w:cs="Wingdings" w:hint="default"/>
         <w:u w:val="none"/>
       </w:rPr>
     </w:lvl>
     <w:lvl w:ilvl="1">
       <w:start w:val="1"/>
       <w:numFmt w:val="bullet"/>
-      <w:lvlText w:val="○"/>
-      <w:lvlJc w:val="left"/>
-      <w:pPr>
+      <w:lvlText w:val=""/>
+      <w:lvlJc w:val="left"/>
+      <w:pPr>
+        <w:tabs>
+          <w:tab w:val="num" w:pos="0"/>
+        </w:tabs>
         <w:ind w:left="1440" w:hanging="360"/>
       </w:pPr>
       <w:rPr>
+        <w:rFonts w:ascii="Wingdings 2" w:hAnsi="Wingdings 2" w:cs="Wingdings 2" w:hint="default"/>
         <w:u w:val="none"/>
       </w:rPr>
     </w:lvl>
@@ -847,33 +1047,45 @@
       <w:lvlText w:val="■"/>
       <w:lvlJc w:val="left"/>
       <w:pPr>
+        <w:tabs>
+          <w:tab w:val="num" w:pos="0"/>
+        </w:tabs>
         <w:ind w:left="2160" w:hanging="360"/>
       </w:pPr>
       <w:rPr>
+        <w:rFonts w:ascii="OpenSymbol" w:hAnsi="OpenSymbol" w:cs="OpenSymbol" w:hint="default"/>
         <w:u w:val="none"/>
       </w:rPr>
     </w:lvl>
     <w:lvl w:ilvl="3">
       <w:start w:val="1"/>
       <w:numFmt w:val="bullet"/>
-      <w:lvlText w:val="●"/>
-      <w:lvlJc w:val="left"/>
-      <w:pPr>
+      <w:lvlText w:val=""/>
+      <w:lvlJc w:val="left"/>
+      <w:pPr>
+        <w:tabs>
+          <w:tab w:val="num" w:pos="0"/>
+        </w:tabs>
         <w:ind w:left="2880" w:hanging="360"/>
       </w:pPr>
       <w:rPr>
+        <w:rFonts w:ascii="Wingdings" w:hAnsi="Wingdings" w:cs="Wingdings" w:hint="default"/>
         <w:u w:val="none"/>
       </w:rPr>
     </w:lvl>
     <w:lvl w:ilvl="4">
       <w:start w:val="1"/>
       <w:numFmt w:val="bullet"/>
-      <w:lvlText w:val="○"/>
-      <w:lvlJc w:val="left"/>
-      <w:pPr>
+      <w:lvlText w:val=""/>
+      <w:lvlJc w:val="left"/>
+      <w:pPr>
+        <w:tabs>
+          <w:tab w:val="num" w:pos="0"/>
+        </w:tabs>
         <w:ind w:left="3600" w:hanging="360"/>
       </w:pPr>
       <w:rPr>
+        <w:rFonts w:ascii="Wingdings 2" w:hAnsi="Wingdings 2" w:cs="Wingdings 2" w:hint="default"/>
         <w:u w:val="none"/>
       </w:rPr>
     </w:lvl>
@@ -883,33 +1095,45 @@
       <w:lvlText w:val="■"/>
       <w:lvlJc w:val="left"/>
       <w:pPr>
+        <w:tabs>
+          <w:tab w:val="num" w:pos="0"/>
+        </w:tabs>
         <w:ind w:left="4320" w:hanging="360"/>
       </w:pPr>
       <w:rPr>
+        <w:rFonts w:ascii="OpenSymbol" w:hAnsi="OpenSymbol" w:cs="OpenSymbol" w:hint="default"/>
         <w:u w:val="none"/>
       </w:rPr>
     </w:lvl>
     <w:lvl w:ilvl="6">
       <w:start w:val="1"/>
       <w:numFmt w:val="bullet"/>
-      <w:lvlText w:val="●"/>
-      <w:lvlJc w:val="left"/>
-      <w:pPr>
+      <w:lvlText w:val=""/>
+      <w:lvlJc w:val="left"/>
+      <w:pPr>
+        <w:tabs>
+          <w:tab w:val="num" w:pos="0"/>
+        </w:tabs>
         <w:ind w:left="5040" w:hanging="360"/>
       </w:pPr>
       <w:rPr>
+        <w:rFonts w:ascii="Wingdings" w:hAnsi="Wingdings" w:cs="Wingdings" w:hint="default"/>
         <w:u w:val="none"/>
       </w:rPr>
     </w:lvl>
     <w:lvl w:ilvl="7">
       <w:start w:val="1"/>
       <w:numFmt w:val="bullet"/>
-      <w:lvlText w:val="○"/>
-      <w:lvlJc w:val="left"/>
-      <w:pPr>
+      <w:lvlText w:val=""/>
+      <w:lvlJc w:val="left"/>
+      <w:pPr>
+        <w:tabs>
+          <w:tab w:val="num" w:pos="0"/>
+        </w:tabs>
         <w:ind w:left="5760" w:hanging="360"/>
       </w:pPr>
       <w:rPr>
+        <w:rFonts w:ascii="Wingdings 2" w:hAnsi="Wingdings 2" w:cs="Wingdings 2" w:hint="default"/>
         <w:u w:val="none"/>
       </w:rPr>
     </w:lvl>
@@ -919,9 +1143,13 @@
       <w:lvlText w:val="■"/>
       <w:lvlJc w:val="left"/>
       <w:pPr>
+        <w:tabs>
+          <w:tab w:val="num" w:pos="0"/>
+        </w:tabs>
         <w:ind w:left="6480" w:hanging="360"/>
       </w:pPr>
       <w:rPr>
+        <w:rFonts w:ascii="OpenSymbol" w:hAnsi="OpenSymbol" w:cs="OpenSymbol" w:hint="default"/>
         <w:u w:val="none"/>
       </w:rPr>
     </w:lvl>
@@ -930,24 +1158,32 @@
     <w:lvl w:ilvl="0">
       <w:start w:val="1"/>
       <w:numFmt w:val="bullet"/>
-      <w:lvlText w:val="●"/>
-      <w:lvlJc w:val="left"/>
-      <w:pPr>
+      <w:lvlText w:val=""/>
+      <w:lvlJc w:val="left"/>
+      <w:pPr>
+        <w:tabs>
+          <w:tab w:val="num" w:pos="0"/>
+        </w:tabs>
         <w:ind w:left="720" w:hanging="360"/>
       </w:pPr>
       <w:rPr>
+        <w:rFonts w:ascii="Wingdings" w:hAnsi="Wingdings" w:cs="Wingdings" w:hint="default"/>
         <w:u w:val="none"/>
       </w:rPr>
     </w:lvl>
     <w:lvl w:ilvl="1">
       <w:start w:val="1"/>
       <w:numFmt w:val="bullet"/>
-      <w:lvlText w:val="○"/>
-      <w:lvlJc w:val="left"/>
-      <w:pPr>
+      <w:lvlText w:val=""/>
+      <w:lvlJc w:val="left"/>
+      <w:pPr>
+        <w:tabs>
+          <w:tab w:val="num" w:pos="0"/>
+        </w:tabs>
         <w:ind w:left="1440" w:hanging="360"/>
       </w:pPr>
       <w:rPr>
+        <w:rFonts w:ascii="Wingdings 2" w:hAnsi="Wingdings 2" w:cs="Wingdings 2" w:hint="default"/>
         <w:u w:val="none"/>
       </w:rPr>
     </w:lvl>
@@ -957,33 +1193,45 @@
       <w:lvlText w:val="■"/>
       <w:lvlJc w:val="left"/>
       <w:pPr>
+        <w:tabs>
+          <w:tab w:val="num" w:pos="0"/>
+        </w:tabs>
         <w:ind w:left="2160" w:hanging="360"/>
       </w:pPr>
       <w:rPr>
+        <w:rFonts w:ascii="OpenSymbol" w:hAnsi="OpenSymbol" w:cs="OpenSymbol" w:hint="default"/>
         <w:u w:val="none"/>
       </w:rPr>
     </w:lvl>
     <w:lvl w:ilvl="3">
       <w:start w:val="1"/>
       <w:numFmt w:val="bullet"/>
-      <w:lvlText w:val="●"/>
-      <w:lvlJc w:val="left"/>
-      <w:pPr>
+      <w:lvlText w:val=""/>
+      <w:lvlJc w:val="left"/>
+      <w:pPr>
+        <w:tabs>
+          <w:tab w:val="num" w:pos="0"/>
+        </w:tabs>
         <w:ind w:left="2880" w:hanging="360"/>
       </w:pPr>
       <w:rPr>
+        <w:rFonts w:ascii="Wingdings" w:hAnsi="Wingdings" w:cs="Wingdings" w:hint="default"/>
         <w:u w:val="none"/>
       </w:rPr>
     </w:lvl>
     <w:lvl w:ilvl="4">
       <w:start w:val="1"/>
       <w:numFmt w:val="bullet"/>
-      <w:lvlText w:val="○"/>
-      <w:lvlJc w:val="left"/>
-      <w:pPr>
+      <w:lvlText w:val=""/>
+      <w:lvlJc w:val="left"/>
+      <w:pPr>
+        <w:tabs>
+          <w:tab w:val="num" w:pos="0"/>
+        </w:tabs>
         <w:ind w:left="3600" w:hanging="360"/>
       </w:pPr>
       <w:rPr>
+        <w:rFonts w:ascii="Wingdings 2" w:hAnsi="Wingdings 2" w:cs="Wingdings 2" w:hint="default"/>
         <w:u w:val="none"/>
       </w:rPr>
     </w:lvl>
@@ -993,33 +1241,45 @@
       <w:lvlText w:val="■"/>
       <w:lvlJc w:val="left"/>
       <w:pPr>
+        <w:tabs>
+          <w:tab w:val="num" w:pos="0"/>
+        </w:tabs>
         <w:ind w:left="4320" w:hanging="360"/>
       </w:pPr>
       <w:rPr>
+        <w:rFonts w:ascii="OpenSymbol" w:hAnsi="OpenSymbol" w:cs="OpenSymbol" w:hint="default"/>
         <w:u w:val="none"/>
       </w:rPr>
     </w:lvl>
     <w:lvl w:ilvl="6">
       <w:start w:val="1"/>
       <w:numFmt w:val="bullet"/>
-      <w:lvlText w:val="●"/>
-      <w:lvlJc w:val="left"/>
-      <w:pPr>
+      <w:lvlText w:val=""/>
+      <w:lvlJc w:val="left"/>
+      <w:pPr>
+        <w:tabs>
+          <w:tab w:val="num" w:pos="0"/>
+        </w:tabs>
         <w:ind w:left="5040" w:hanging="360"/>
       </w:pPr>
       <w:rPr>
+        <w:rFonts w:ascii="Wingdings" w:hAnsi="Wingdings" w:cs="Wingdings" w:hint="default"/>
         <w:u w:val="none"/>
       </w:rPr>
     </w:lvl>
     <w:lvl w:ilvl="7">
       <w:start w:val="1"/>
       <w:numFmt w:val="bullet"/>
-      <w:lvlText w:val="○"/>
-      <w:lvlJc w:val="left"/>
-      <w:pPr>
+      <w:lvlText w:val=""/>
+      <w:lvlJc w:val="left"/>
+      <w:pPr>
+        <w:tabs>
+          <w:tab w:val="num" w:pos="0"/>
+        </w:tabs>
         <w:ind w:left="5760" w:hanging="360"/>
       </w:pPr>
       <w:rPr>
+        <w:rFonts w:ascii="Wingdings 2" w:hAnsi="Wingdings 2" w:cs="Wingdings 2" w:hint="default"/>
         <w:u w:val="none"/>
       </w:rPr>
     </w:lvl>
@@ -1029,11 +1289,134 @@
       <w:lvlText w:val="■"/>
       <w:lvlJc w:val="left"/>
       <w:pPr>
+        <w:tabs>
+          <w:tab w:val="num" w:pos="0"/>
+        </w:tabs>
         <w:ind w:left="6480" w:hanging="360"/>
       </w:pPr>
       <w:rPr>
-        <w:u w:val="none"/>
-      </w:rPr>
+        <w:rFonts w:ascii="OpenSymbol" w:hAnsi="OpenSymbol" w:cs="OpenSymbol" w:hint="default"/>
+        <w:u w:val="none"/>
+      </w:rPr>
+    </w:lvl>
+  </w:abstractNum>
+  <w:abstractNum w:abstractNumId="4">
+    <w:lvl w:ilvl="0">
+      <w:start w:val="1"/>
+      <w:numFmt w:val="none"/>
+      <w:suff w:val="nothing"/>
+      <w:lvlText w:val=""/>
+      <w:lvlJc w:val="left"/>
+      <w:pPr>
+        <w:tabs>
+          <w:tab w:val="num" w:pos="0"/>
+        </w:tabs>
+        <w:ind w:left="0" w:hanging="0"/>
+      </w:pPr>
+    </w:lvl>
+    <w:lvl w:ilvl="1">
+      <w:start w:val="1"/>
+      <w:numFmt w:val="none"/>
+      <w:suff w:val="nothing"/>
+      <w:lvlText w:val=""/>
+      <w:lvlJc w:val="left"/>
+      <w:pPr>
+        <w:tabs>
+          <w:tab w:val="num" w:pos="0"/>
+        </w:tabs>
+        <w:ind w:left="0" w:hanging="0"/>
+      </w:pPr>
+    </w:lvl>
+    <w:lvl w:ilvl="2">
+      <w:start w:val="1"/>
+      <w:numFmt w:val="none"/>
+      <w:suff w:val="nothing"/>
+      <w:lvlText w:val=""/>
+      <w:lvlJc w:val="left"/>
+      <w:pPr>
+        <w:tabs>
+          <w:tab w:val="num" w:pos="0"/>
+        </w:tabs>
+        <w:ind w:left="0" w:hanging="0"/>
+      </w:pPr>
+    </w:lvl>
+    <w:lvl w:ilvl="3">
+      <w:start w:val="1"/>
+      <w:numFmt w:val="none"/>
+      <w:suff w:val="nothing"/>
+      <w:lvlText w:val=""/>
+      <w:lvlJc w:val="left"/>
+      <w:pPr>
+        <w:tabs>
+          <w:tab w:val="num" w:pos="0"/>
+        </w:tabs>
+        <w:ind w:left="0" w:hanging="0"/>
+      </w:pPr>
+    </w:lvl>
+    <w:lvl w:ilvl="4">
+      <w:start w:val="1"/>
+      <w:numFmt w:val="none"/>
+      <w:suff w:val="nothing"/>
+      <w:lvlText w:val=""/>
+      <w:lvlJc w:val="left"/>
+      <w:pPr>
+        <w:tabs>
+          <w:tab w:val="num" w:pos="0"/>
+        </w:tabs>
+        <w:ind w:left="0" w:hanging="0"/>
+      </w:pPr>
+    </w:lvl>
+    <w:lvl w:ilvl="5">
+      <w:start w:val="1"/>
+      <w:numFmt w:val="none"/>
+      <w:suff w:val="nothing"/>
+      <w:lvlText w:val=""/>
+      <w:lvlJc w:val="left"/>
+      <w:pPr>
+        <w:tabs>
+          <w:tab w:val="num" w:pos="0"/>
+        </w:tabs>
+        <w:ind w:left="0" w:hanging="0"/>
+      </w:pPr>
+    </w:lvl>
+    <w:lvl w:ilvl="6">
+      <w:start w:val="1"/>
+      <w:numFmt w:val="none"/>
+      <w:suff w:val="nothing"/>
+      <w:lvlText w:val=""/>
+      <w:lvlJc w:val="left"/>
+      <w:pPr>
+        <w:tabs>
+          <w:tab w:val="num" w:pos="0"/>
+        </w:tabs>
+        <w:ind w:left="0" w:hanging="0"/>
+      </w:pPr>
+    </w:lvl>
+    <w:lvl w:ilvl="7">
+      <w:start w:val="1"/>
+      <w:numFmt w:val="none"/>
+      <w:suff w:val="nothing"/>
+      <w:lvlText w:val=""/>
+      <w:lvlJc w:val="left"/>
+      <w:pPr>
+        <w:tabs>
+          <w:tab w:val="num" w:pos="0"/>
+        </w:tabs>
+        <w:ind w:left="0" w:hanging="0"/>
+      </w:pPr>
+    </w:lvl>
+    <w:lvl w:ilvl="8">
+      <w:start w:val="1"/>
+      <w:numFmt w:val="none"/>
+      <w:suff w:val="nothing"/>
+      <w:lvlText w:val=""/>
+      <w:lvlJc w:val="left"/>
+      <w:pPr>
+        <w:tabs>
+          <w:tab w:val="num" w:pos="0"/>
+        </w:tabs>
+        <w:ind w:left="0" w:hanging="0"/>
+      </w:pPr>
     </w:lvl>
   </w:abstractNum>
   <w:num w:numId="1">
@@ -1045,41 +1428,57 @@
   <w:num w:numId="3">
     <w:abstractNumId w:val="3"/>
   </w:num>
+  <w:num w:numId="4">
+    <w:abstractNumId w:val="4"/>
+  </w:num>
 </w:numbering>
 </file>
 
 <file path=word/styles.xml><?xml version="1.0" encoding="utf-8"?>
-<w:styles xmlns:mc="http://schemas.openxmlformats.org/markup-compatibility/2006" xmlns:o="urn:schemas-microsoft-com:office:office" xmlns:r="http://schemas.openxmlformats.org/officeDocument/2006/relationships" xmlns:m="http://schemas.openxmlformats.org/officeDocument/2006/math" xmlns:v="urn:schemas-microsoft-com:vml" xmlns:wp="http://schemas.openxmlformats.org/drawingml/2006/wordprocessingDrawing" xmlns:w10="urn:schemas-microsoft-com:office:word" xmlns:w="http://schemas.openxmlformats.org/wordprocessingml/2006/main" xmlns:wne="http://schemas.microsoft.com/office/word/2006/wordml" xmlns:sl="http://schemas.openxmlformats.org/schemaLibrary/2006/main" xmlns:a="http://schemas.openxmlformats.org/drawingml/2006/main" xmlns:pic="http://schemas.openxmlformats.org/drawingml/2006/picture" xmlns:c="http://schemas.openxmlformats.org/drawingml/2006/chart" xmlns:lc="http://schemas.openxmlformats.org/drawingml/2006/lockedCanvas" xmlns:dgm="http://schemas.openxmlformats.org/drawingml/2006/diagram" xmlns:wps="http://schemas.microsoft.com/office/word/2010/wordprocessingShape" xmlns:wpg="http://schemas.microsoft.com/office/word/2010/wordprocessingGroup" xmlns:w14="http://schemas.microsoft.com/office/word/2010/wordml" xmlns:w15="http://schemas.microsoft.com/office/word/2012/wordml" xmlns:w16="http://schemas.microsoft.com/office/word/2018/wordml" xmlns:w16cex="http://schemas.microsoft.com/office/word/2018/wordml/cex" xmlns:w16cid="http://schemas.microsoft.com/office/word/2016/wordml/cid" xmlns="http://schemas.microsoft.com/office/tasks/2019/documenttasks" xmlns:cr="http://schemas.microsoft.com/office/comments/2020/reactions">
+<w:styles xmlns:w="http://schemas.openxmlformats.org/wordprocessingml/2006/main" xmlns:w14="http://schemas.microsoft.com/office/word/2010/wordml" xmlns:mc="http://schemas.openxmlformats.org/markup-compatibility/2006" mc:Ignorable="w14">
   <w:docDefaults>
     <w:rPrDefault>
       <w:rPr>
-        <w:rFonts w:ascii="Arial" w:cs="Arial" w:eastAsia="Arial" w:hAnsi="Arial"/>
+        <w:rFonts w:ascii="Arial" w:hAnsi="Arial" w:eastAsia="Arial" w:cs="Arial"/>
         <w:sz w:val="22"/>
         <w:szCs w:val="22"/>
-        <w:lang w:val="es"/>
+        <w:lang w:val="es-ES" w:eastAsia="zh-CN" w:bidi="hi-IN"/>
       </w:rPr>
     </w:rPrDefault>
     <w:pPrDefault>
       <w:pPr>
-        <w:spacing w:line="276" w:lineRule="auto"/>
+        <w:suppressAutoHyphens w:val="true"/>
       </w:pPr>
     </w:pPrDefault>
   </w:docDefaults>
-  <w:style w:type="paragraph" w:styleId="Normal" w:default="1">
-    <w:name w:val="normal"/>
-  </w:style>
-  <w:style w:type="table" w:styleId="TableNormal" w:default="1">
-    <w:name w:val="Table Normal"/>
+  <w:style w:type="paragraph" w:styleId="Normal">
+    <w:name w:val="Normal"/>
+    <w:qFormat/>
+    <w:pPr>
+      <w:widowControl/>
+      <w:bidi w:val="0"/>
+      <w:spacing w:lineRule="auto" w:line="276" w:before="0" w:after="0"/>
+      <w:jc w:val="left"/>
+    </w:pPr>
+    <w:rPr>
+      <w:rFonts w:ascii="Arial" w:hAnsi="Arial" w:eastAsia="Arial" w:cs="Arial"/>
+      <w:color w:val="auto"/>
+      <w:kern w:val="0"/>
+      <w:sz w:val="22"/>
+      <w:szCs w:val="22"/>
+      <w:lang w:val="es-ES" w:eastAsia="zh-CN" w:bidi="hi-IN"/>
+    </w:rPr>
   </w:style>
   <w:style w:type="paragraph" w:styleId="Heading1">
-    <w:name w:val="heading 1"/>
-    <w:basedOn w:val="Normal"/>
-    <w:next w:val="Normal"/>
+    <w:name w:val="Heading 1"/>
+    <w:basedOn w:val="Normal1"/>
+    <w:next w:val="Normal1"/>
+    <w:qFormat/>
     <w:pPr>
-      <w:keepNext w:val="1"/>
-      <w:keepLines w:val="1"/>
-      <w:pageBreakBefore w:val="0"/>
-      <w:spacing w:after="120" w:before="400" w:lineRule="auto"/>
+      <w:keepNext w:val="true"/>
+      <w:keepLines/>
+      <w:pageBreakBefore w:val="false"/>
+      <w:spacing w:lineRule="auto" w:line="240" w:before="400" w:after="120"/>
     </w:pPr>
     <w:rPr>
       <w:sz w:val="40"/>
@@ -1087,47 +1486,50 @@
     </w:rPr>
   </w:style>
   <w:style w:type="paragraph" w:styleId="Heading2">
-    <w:name w:val="heading 2"/>
-    <w:basedOn w:val="Normal"/>
-    <w:next w:val="Normal"/>
+    <w:name w:val="Heading 2"/>
+    <w:basedOn w:val="Normal1"/>
+    <w:next w:val="Normal1"/>
+    <w:qFormat/>
     <w:pPr>
-      <w:keepNext w:val="1"/>
-      <w:keepLines w:val="1"/>
-      <w:pageBreakBefore w:val="0"/>
-      <w:spacing w:after="120" w:before="360" w:lineRule="auto"/>
+      <w:keepNext w:val="true"/>
+      <w:keepLines/>
+      <w:pageBreakBefore w:val="false"/>
+      <w:spacing w:lineRule="auto" w:line="240" w:before="360" w:after="120"/>
     </w:pPr>
     <w:rPr>
-      <w:b w:val="0"/>
+      <w:b w:val="false"/>
       <w:sz w:val="32"/>
       <w:szCs w:val="32"/>
     </w:rPr>
   </w:style>
   <w:style w:type="paragraph" w:styleId="Heading3">
-    <w:name w:val="heading 3"/>
-    <w:basedOn w:val="Normal"/>
-    <w:next w:val="Normal"/>
+    <w:name w:val="Heading 3"/>
+    <w:basedOn w:val="Normal1"/>
+    <w:next w:val="Normal1"/>
+    <w:qFormat/>
     <w:pPr>
-      <w:keepNext w:val="1"/>
-      <w:keepLines w:val="1"/>
-      <w:pageBreakBefore w:val="0"/>
-      <w:spacing w:after="80" w:before="320" w:lineRule="auto"/>
+      <w:keepNext w:val="true"/>
+      <w:keepLines/>
+      <w:pageBreakBefore w:val="false"/>
+      <w:spacing w:lineRule="auto" w:line="240" w:before="320" w:after="80"/>
     </w:pPr>
     <w:rPr>
-      <w:b w:val="0"/>
+      <w:b w:val="false"/>
       <w:color w:val="434343"/>
       <w:sz w:val="28"/>
       <w:szCs w:val="28"/>
     </w:rPr>
   </w:style>
   <w:style w:type="paragraph" w:styleId="Heading4">
-    <w:name w:val="heading 4"/>
-    <w:basedOn w:val="Normal"/>
-    <w:next w:val="Normal"/>
+    <w:name w:val="Heading 4"/>
+    <w:basedOn w:val="Normal1"/>
+    <w:next w:val="Normal1"/>
+    <w:qFormat/>
     <w:pPr>
-      <w:keepNext w:val="1"/>
-      <w:keepLines w:val="1"/>
-      <w:pageBreakBefore w:val="0"/>
-      <w:spacing w:after="80" w:before="280" w:lineRule="auto"/>
+      <w:keepNext w:val="true"/>
+      <w:keepLines/>
+      <w:pageBreakBefore w:val="false"/>
+      <w:spacing w:lineRule="auto" w:line="240" w:before="280" w:after="80"/>
     </w:pPr>
     <w:rPr>
       <w:color w:val="666666"/>
@@ -1136,14 +1538,15 @@
     </w:rPr>
   </w:style>
   <w:style w:type="paragraph" w:styleId="Heading5">
-    <w:name w:val="heading 5"/>
-    <w:basedOn w:val="Normal"/>
-    <w:next w:val="Normal"/>
+    <w:name w:val="Heading 5"/>
+    <w:basedOn w:val="Normal1"/>
+    <w:next w:val="Normal1"/>
+    <w:qFormat/>
     <w:pPr>
-      <w:keepNext w:val="1"/>
-      <w:keepLines w:val="1"/>
-      <w:pageBreakBefore w:val="0"/>
-      <w:spacing w:after="80" w:before="240" w:lineRule="auto"/>
+      <w:keepNext w:val="true"/>
+      <w:keepLines/>
+      <w:pageBreakBefore w:val="false"/>
+      <w:spacing w:lineRule="auto" w:line="240" w:before="240" w:after="80"/>
     </w:pPr>
     <w:rPr>
       <w:color w:val="666666"/>
@@ -1152,31 +1555,109 @@
     </w:rPr>
   </w:style>
   <w:style w:type="paragraph" w:styleId="Heading6">
-    <w:name w:val="heading 6"/>
-    <w:basedOn w:val="Normal"/>
-    <w:next w:val="Normal"/>
+    <w:name w:val="Heading 6"/>
+    <w:basedOn w:val="Normal1"/>
+    <w:next w:val="Normal1"/>
+    <w:qFormat/>
     <w:pPr>
-      <w:keepNext w:val="1"/>
-      <w:keepLines w:val="1"/>
-      <w:pageBreakBefore w:val="0"/>
-      <w:spacing w:after="80" w:before="240" w:lineRule="auto"/>
+      <w:keepNext w:val="true"/>
+      <w:keepLines/>
+      <w:pageBreakBefore w:val="false"/>
+      <w:spacing w:lineRule="auto" w:line="240" w:before="240" w:after="80"/>
     </w:pPr>
     <w:rPr>
-      <w:i w:val="1"/>
+      <w:i/>
       <w:color w:val="666666"/>
       <w:sz w:val="22"/>
       <w:szCs w:val="22"/>
     </w:rPr>
   </w:style>
+  <w:style w:type="paragraph" w:styleId="Heading">
+    <w:name w:val="Heading"/>
+    <w:basedOn w:val="Normal"/>
+    <w:next w:val="TextBody"/>
+    <w:qFormat/>
+    <w:pPr>
+      <w:keepNext w:val="true"/>
+      <w:spacing w:before="240" w:after="120"/>
+    </w:pPr>
+    <w:rPr>
+      <w:rFonts w:ascii="Liberation Sans" w:hAnsi="Liberation Sans" w:eastAsia="Noto Sans CJK SC" w:cs="Lohit Devanagari"/>
+      <w:sz w:val="28"/>
+      <w:szCs w:val="28"/>
+    </w:rPr>
+  </w:style>
+  <w:style w:type="paragraph" w:styleId="TextBody">
+    <w:name w:val="Body Text"/>
+    <w:basedOn w:val="Normal"/>
+    <w:pPr>
+      <w:spacing w:lineRule="auto" w:line="276" w:before="0" w:after="140"/>
+    </w:pPr>
+    <w:rPr/>
+  </w:style>
+  <w:style w:type="paragraph" w:styleId="List">
+    <w:name w:val="List"/>
+    <w:basedOn w:val="TextBody"/>
+    <w:pPr/>
+    <w:rPr>
+      <w:rFonts w:cs="Lohit Devanagari"/>
+    </w:rPr>
+  </w:style>
+  <w:style w:type="paragraph" w:styleId="Caption">
+    <w:name w:val="Caption"/>
+    <w:basedOn w:val="Normal"/>
+    <w:qFormat/>
+    <w:pPr>
+      <w:suppressLineNumbers/>
+      <w:spacing w:before="120" w:after="120"/>
+    </w:pPr>
+    <w:rPr>
+      <w:rFonts w:cs="Lohit Devanagari"/>
+      <w:i/>
+      <w:iCs/>
+      <w:sz w:val="24"/>
+      <w:szCs w:val="24"/>
+    </w:rPr>
+  </w:style>
+  <w:style w:type="paragraph" w:styleId="Index">
+    <w:name w:val="Index"/>
+    <w:basedOn w:val="Normal"/>
+    <w:qFormat/>
+    <w:pPr>
+      <w:suppressLineNumbers/>
+    </w:pPr>
+    <w:rPr>
+      <w:rFonts w:cs="Lohit Devanagari"/>
+    </w:rPr>
+  </w:style>
+  <w:style w:type="paragraph" w:styleId="Normal1" w:default="1">
+    <w:name w:val="LO-normal"/>
+    <w:qFormat/>
+    <w:pPr>
+      <w:widowControl/>
+      <w:bidi w:val="0"/>
+      <w:spacing w:lineRule="auto" w:line="276" w:before="0" w:after="0"/>
+      <w:jc w:val="left"/>
+    </w:pPr>
+    <w:rPr>
+      <w:rFonts w:ascii="Arial" w:hAnsi="Arial" w:eastAsia="Arial" w:cs="Arial"/>
+      <w:color w:val="auto"/>
+      <w:kern w:val="0"/>
+      <w:sz w:val="22"/>
+      <w:szCs w:val="22"/>
+      <w:lang w:val="es-ES" w:eastAsia="zh-CN" w:bidi="hi-IN"/>
+    </w:rPr>
+  </w:style>
   <w:style w:type="paragraph" w:styleId="Title">
     <w:name w:val="Title"/>
-    <w:basedOn w:val="Normal"/>
-    <w:next w:val="Normal"/>
+    <w:basedOn w:val="Normal1"/>
+    <w:next w:val="Normal1"/>
+    <w:qFormat/>
     <w:pPr>
-      <w:keepNext w:val="1"/>
-      <w:keepLines w:val="1"/>
-      <w:pageBreakBefore w:val="0"/>
-      <w:spacing w:after="60" w:before="0" w:lineRule="auto"/>
+      <w:keepNext w:val="true"/>
+      <w:keepLines/>
+      <w:pageBreakBefore w:val="false"/>
+      <w:spacing w:lineRule="auto" w:line="240" w:before="0" w:after="60"/>
     </w:pPr>
     <w:rPr>
       <w:sz w:val="52"/>
@@ -1185,21 +1666,25 @@
   </w:style>
   <w:style w:type="paragraph" w:styleId="Subtitle">
     <w:name w:val="Subtitle"/>
-    <w:basedOn w:val="Normal"/>
-    <w:next w:val="Normal"/>
+    <w:basedOn w:val="Normal1"/>
+    <w:next w:val="Normal1"/>
+    <w:qFormat/>
     <w:pPr>
-      <w:keepNext w:val="1"/>
-      <w:keepLines w:val="1"/>
-      <w:pageBreakBefore w:val="0"/>
-      <w:spacing w:after="320" w:before="0" w:lineRule="auto"/>
+      <w:keepNext w:val="true"/>
+      <w:keepLines/>
+      <w:pageBreakBefore w:val="false"/>
+      <w:spacing w:lineRule="auto" w:line="240" w:before="0" w:after="320"/>
     </w:pPr>
     <w:rPr>
-      <w:rFonts w:ascii="Arial" w:cs="Arial" w:eastAsia="Arial" w:hAnsi="Arial"/>
-      <w:i w:val="0"/>
+      <w:rFonts w:ascii="Arial" w:hAnsi="Arial" w:eastAsia="Arial" w:cs="Arial"/>
+      <w:i w:val="false"/>
       <w:color w:val="666666"/>
       <w:sz w:val="30"/>
       <w:szCs w:val="30"/>
     </w:rPr>
+  </w:style>
+  <w:style w:type="table" w:default="1" w:styleId="TableNormal">
+    <w:name w:val="Table Normal"/>
   </w:style>
 </w:styles>
 </file>
